--- a/docs/resources/labs/Lab1.docx
+++ b/docs/resources/labs/Lab1.docx
@@ -1,6 +1,6 @@
 
 <file path=word/document.xml><?xml version="1.0" encoding="utf-8"?>
-<w:document xmlns:wpc="http://schemas.microsoft.com/office/word/2010/wordprocessingCanvas" xmlns:cx="http://schemas.microsoft.com/office/drawing/2014/chartex" xmlns:cx1="http://schemas.microsoft.com/office/drawing/2015/9/8/chartex" xmlns:cx2="http://schemas.microsoft.com/office/drawing/2015/10/21/chartex" xmlns:cx3="http://schemas.microsoft.com/office/drawing/2016/5/9/chartex" xmlns:cx4="http://schemas.microsoft.com/office/drawing/2016/5/10/chartex" xmlns:cx5="http://schemas.microsoft.com/office/drawing/2016/5/11/chartex" xmlns:cx6="http://schemas.microsoft.com/office/drawing/2016/5/12/chartex" xmlns:cx7="http://schemas.microsoft.com/office/drawing/2016/5/13/chartex" xmlns:cx8="http://schemas.microsoft.com/office/drawing/2016/5/14/chartex" xmlns:mc="http://schemas.openxmlformats.org/markup-compatibility/2006" xmlns:aink="http://schemas.microsoft.com/office/drawing/2016/ink" xmlns:am3d="http://schemas.microsoft.com/office/drawing/2017/model3d" xmlns:o="urn:schemas-microsoft-com:office:office" xmlns:oel="http://schemas.microsoft.com/office/2019/extlst" xmlns:r="http://schemas.openxmlformats.org/officeDocument/2006/relationships" xmlns:m="http://schemas.openxmlformats.org/officeDocument/2006/math" xmlns:v="urn:schemas-microsoft-com:vml" xmlns:wp14="http://schemas.microsoft.com/office/word/2010/wordprocessingDrawing" xmlns:wp="http://schemas.openxmlformats.org/drawingml/2006/wordprocessingDrawing" xmlns:w10="urn:schemas-microsoft-com:office:word" xmlns:w="http://schemas.openxmlformats.org/wordprocessingml/2006/main" xmlns:w14="http://schemas.microsoft.com/office/word/2010/wordml" xmlns:w15="http://schemas.microsoft.com/office/word/2012/wordml" xmlns:w16cex="http://schemas.microsoft.com/office/word/2018/wordml/cex" xmlns:w16cid="http://schemas.microsoft.com/office/word/2016/wordml/cid" xmlns:w16="http://schemas.microsoft.com/office/word/2018/wordml" xmlns:w16du="http://schemas.microsoft.com/office/word/2023/wordml/word16du" xmlns:w16sdtdh="http://schemas.microsoft.com/office/word/2020/wordml/sdtdatahash" xmlns:w16se="http://schemas.microsoft.com/office/word/2015/wordml/symex" xmlns:wpg="http://schemas.microsoft.com/office/word/2010/wordprocessingGroup" xmlns:wpi="http://schemas.microsoft.com/office/word/2010/wordprocessingInk" xmlns:wne="http://schemas.microsoft.com/office/word/2006/wordml" xmlns:wps="http://schemas.microsoft.com/office/word/2010/wordprocessingShape" mc:Ignorable="w14 w15 w16se w16cid w16 w16cex w16sdtdh w16du wp14">
+<w:document xmlns:wpc="http://schemas.microsoft.com/office/word/2010/wordprocessingCanvas" xmlns:cx="http://schemas.microsoft.com/office/drawing/2014/chartex" xmlns:cx1="http://schemas.microsoft.com/office/drawing/2015/9/8/chartex" xmlns:cx2="http://schemas.microsoft.com/office/drawing/2015/10/21/chartex" xmlns:cx3="http://schemas.microsoft.com/office/drawing/2016/5/9/chartex" xmlns:cx4="http://schemas.microsoft.com/office/drawing/2016/5/10/chartex" xmlns:cx5="http://schemas.microsoft.com/office/drawing/2016/5/11/chartex" xmlns:cx6="http://schemas.microsoft.com/office/drawing/2016/5/12/chartex" xmlns:cx7="http://schemas.microsoft.com/office/drawing/2016/5/13/chartex" xmlns:cx8="http://schemas.microsoft.com/office/drawing/2016/5/14/chartex" xmlns:mc="http://schemas.openxmlformats.org/markup-compatibility/2006" xmlns:aink="http://schemas.microsoft.com/office/drawing/2016/ink" xmlns:am3d="http://schemas.microsoft.com/office/drawing/2017/model3d" xmlns:o="urn:schemas-microsoft-com:office:office" xmlns:oel="http://schemas.microsoft.com/office/2019/extlst" xmlns:r="http://schemas.openxmlformats.org/officeDocument/2006/relationships" xmlns:m="http://schemas.openxmlformats.org/officeDocument/2006/math" xmlns:v="urn:schemas-microsoft-com:vml" xmlns:wp14="http://schemas.microsoft.com/office/word/2010/wordprocessingDrawing" xmlns:wp="http://schemas.openxmlformats.org/drawingml/2006/wordprocessingDrawing" xmlns:w10="urn:schemas-microsoft-com:office:word" xmlns:w="http://schemas.openxmlformats.org/wordprocessingml/2006/main" xmlns:w14="http://schemas.microsoft.com/office/word/2010/wordml" xmlns:w15="http://schemas.microsoft.com/office/word/2012/wordml" xmlns:w16cex="http://schemas.microsoft.com/office/word/2018/wordml/cex" xmlns:w16cid="http://schemas.microsoft.com/office/word/2016/wordml/cid" xmlns:w16="http://schemas.microsoft.com/office/word/2018/wordml" xmlns:w16du="http://schemas.microsoft.com/office/word/2023/wordml/word16du" xmlns:w16sdtdh="http://schemas.microsoft.com/office/word/2020/wordml/sdtdatahash" xmlns:w16sdtfl="http://schemas.microsoft.com/office/word/2024/wordml/sdtformatlock" xmlns:w16se="http://schemas.microsoft.com/office/word/2015/wordml/symex" xmlns:wpg="http://schemas.microsoft.com/office/word/2010/wordprocessingGroup" xmlns:wpi="http://schemas.microsoft.com/office/word/2010/wordprocessingInk" xmlns:wne="http://schemas.microsoft.com/office/word/2006/wordml" xmlns:wps="http://schemas.microsoft.com/office/word/2010/wordprocessingShape" mc:Ignorable="w14 w15 w16se w16cid w16 w16cex w16sdtdh w16sdtfl w16du wp14">
   <w:body>
     <w:p>
       <w:pPr>
@@ -34,7 +34,16 @@
         <w:t xml:space="preserve">Lab 1: </w:t>
       </w:r>
       <w:r>
-        <w:t>10/2 and 10/3</w:t>
+        <w:t>10/</w:t>
+      </w:r>
+      <w:r>
+        <w:t>1</w:t>
+      </w:r>
+      <w:r>
+        <w:t xml:space="preserve"> and 10/</w:t>
+      </w:r>
+      <w:r>
+        <w:t>2</w:t>
       </w:r>
     </w:p>
     <w:p>
@@ -80,15 +89,13 @@
         </w:numPr>
       </w:pPr>
       <w:r>
-        <w:t xml:space="preserve">Ensure everyone has R and </w:t>
-      </w:r>
-      <w:proofErr w:type="spellStart"/>
-      <w:r>
-        <w:t>Rstudio</w:t>
-      </w:r>
-      <w:proofErr w:type="spellEnd"/>
-      <w:r>
-        <w:t xml:space="preserve"> downloaded</w:t>
+        <w:t>Ensure everyone has R and R</w:t>
+      </w:r>
+      <w:r>
+        <w:t>S</w:t>
+      </w:r>
+      <w:r>
+        <w:t>tudio downloaded</w:t>
       </w:r>
     </w:p>
     <w:p>
@@ -112,31 +119,76 @@
         </w:numPr>
       </w:pPr>
       <w:r>
-        <w:t xml:space="preserve">Setup an R project file </w:t>
-      </w:r>
-      <w:proofErr w:type="gramStart"/>
-      <w:r>
-        <w:t xml:space="preserve">on </w:t>
-      </w:r>
-      <w:r>
-        <w:t xml:space="preserve"> your</w:t>
-      </w:r>
-      <w:proofErr w:type="gramEnd"/>
+        <w:t>Set</w:t>
+      </w:r>
       <w:r>
         <w:t xml:space="preserve"> </w:t>
       </w:r>
       <w:r>
+        <w:t xml:space="preserve">up an R project file </w:t>
+      </w:r>
+      <w:r>
+        <w:t>on your</w:t>
+      </w:r>
+      <w:r>
+        <w:t xml:space="preserve"> </w:t>
+      </w:r>
+      <w:r>
         <w:t xml:space="preserve">desktop with </w:t>
       </w:r>
       <w:r>
         <w:rPr>
+          <w:b/>
+          <w:bCs/>
           <w:i/>
           <w:iCs/>
         </w:rPr>
-        <w:t>code, data, tables, figures</w:t>
-      </w:r>
-      <w:r>
-        <w:t xml:space="preserve"> folders</w:t>
+        <w:t>code</w:t>
+      </w:r>
+      <w:r>
+        <w:rPr>
+          <w:i/>
+          <w:iCs/>
+        </w:rPr>
+        <w:t xml:space="preserve">, </w:t>
+      </w:r>
+      <w:r>
+        <w:rPr>
+          <w:b/>
+          <w:bCs/>
+          <w:i/>
+          <w:iCs/>
+        </w:rPr>
+        <w:t>data</w:t>
+      </w:r>
+      <w:r>
+        <w:rPr>
+          <w:i/>
+          <w:iCs/>
+        </w:rPr>
+        <w:t xml:space="preserve">, </w:t>
+      </w:r>
+      <w:r>
+        <w:t xml:space="preserve">and </w:t>
+      </w:r>
+      <w:r>
+        <w:rPr>
+          <w:b/>
+          <w:bCs/>
+          <w:i/>
+          <w:iCs/>
+        </w:rPr>
+        <w:t>output</w:t>
+      </w:r>
+      <w:r>
+        <w:rPr>
+          <w:b/>
+          <w:bCs/>
+        </w:rPr>
+        <w:t xml:space="preserve"> </w:t>
+      </w:r>
+      <w:r>
+        <w:t>folders</w:t>
       </w:r>
     </w:p>
     <w:p>
@@ -154,8 +206,82 @@
         <w:t xml:space="preserve">the </w:t>
       </w:r>
       <w:r>
-        <w:t xml:space="preserve">code folder </w:t>
-      </w:r>
+        <w:rPr>
+          <w:b/>
+          <w:bCs/>
+          <w:i/>
+          <w:iCs/>
+        </w:rPr>
+        <w:t>code</w:t>
+      </w:r>
+      <w:r>
+        <w:t xml:space="preserve"> folder </w:t>
+      </w:r>
+    </w:p>
+    <w:p>
+      <w:pPr>
+        <w:pStyle w:val="NoSpacing"/>
+        <w:ind w:firstLine="360"/>
+        <w:rPr>
+          <w:b/>
+          <w:bCs/>
+        </w:rPr>
+      </w:pPr>
+    </w:p>
+    <w:p>
+      <w:pPr>
+        <w:pStyle w:val="NoSpacing"/>
+        <w:ind w:firstLine="360"/>
+      </w:pPr>
+      <w:r>
+        <w:rPr>
+          <w:b/>
+          <w:bCs/>
+        </w:rPr>
+        <w:t>Materials aligned with the lab:</w:t>
+      </w:r>
+      <w:r>
+        <w:t xml:space="preserve"> </w:t>
+      </w:r>
+      <w:hyperlink r:id="rId5">
+        <w:r>
+          <w:rPr>
+            <w:rStyle w:val="Hyperlink"/>
+          </w:rPr>
+          <w:t>EDUC R W</w:t>
+        </w:r>
+        <w:r>
+          <w:rPr>
+            <w:rStyle w:val="Hyperlink"/>
+          </w:rPr>
+          <w:t>o</w:t>
+        </w:r>
+        <w:r>
+          <w:rPr>
+            <w:rStyle w:val="Hyperlink"/>
+          </w:rPr>
+          <w:t>rkshop</w:t>
+        </w:r>
+      </w:hyperlink>
+      <w:r>
+        <w:t xml:space="preserve"> - </w:t>
+      </w:r>
+      <w:r>
+        <w:rPr>
+          <w:b/>
+          <w:bCs/>
+        </w:rPr>
+        <w:t>Modules 1 and 2</w:t>
+      </w:r>
+    </w:p>
+    <w:p>
+      <w:pPr>
+        <w:pStyle w:val="NoSpacing"/>
+        <w:rPr>
+          <w:b/>
+          <w:bCs/>
+        </w:rPr>
+      </w:pPr>
     </w:p>
     <w:p>
       <w:pPr>
@@ -219,32 +345,6 @@
       </w:pPr>
       <w:r>
         <w:t>Sit near the GE.</w:t>
-      </w:r>
-    </w:p>
-    <w:p>
-      <w:pPr>
-        <w:pStyle w:val="NoSpacing"/>
-      </w:pPr>
-      <w:r>
-        <w:rPr>
-          <w:b/>
-          <w:bCs/>
-        </w:rPr>
-        <w:t>Materials aligned with the lab:</w:t>
-      </w:r>
-      <w:r>
-        <w:t xml:space="preserve"> </w:t>
-      </w:r>
-      <w:hyperlink r:id="rId5">
-        <w:r>
-          <w:rPr>
-            <w:rStyle w:val="Hyperlink"/>
-          </w:rPr>
-          <w:t>EDUC R Workshop</w:t>
-        </w:r>
-      </w:hyperlink>
-      <w:r>
-        <w:t xml:space="preserve"> - Modules 1 and 2</w:t>
       </w:r>
     </w:p>
     <w:p>
@@ -304,7 +404,7 @@
                 <v:path arrowok="t" fillok="f" o:connecttype="none"/>
                 <o:lock v:ext="edit" shapetype="t"/>
               </v:shapetype>
-              <v:shape id="Straight Arrow Connector 672476382" o:spid="_x0000_s1026" type="#_x0000_t32" style="width:582.75pt;height:1.5pt;flip:y;visibility:visible;mso-wrap-style:square;mso-left-percent:-10001;mso-top-percent:-10001;mso-position-horizontal:absolute;mso-position-horizontal-relative:char;mso-position-vertical:absolute;mso-position-vertical-relative:line;mso-left-percent:-10001;mso-top-percent:-10001" o:gfxdata="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" strokecolor="#156082 [3204]" strokeweight=".5pt">
+              <v:shape id="Straight Arrow Connector 672476382" o:spid="_x0000_s1026" type="#_x0000_t32" style="width:582.75pt;height:1.5pt;flip:y;visibility:visible;mso-wrap-style:square;mso-left-percent:-10001;mso-top-percent:-10001;mso-position-horizontal:absolute;mso-position-horizontal-relative:char;mso-position-vertical:absolute;mso-position-vertical-relative:line;mso-left-percent:-10001;mso-top-percent:-10001" o:gfxdata="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" strokecolor="#156082 [3204]" strokeweight=".5pt">
                 <v:stroke joinstyle="miter"/>
                 <w10:anchorlock/>
               </v:shape>
@@ -313,6 +413,10 @@
         </mc:AlternateContent>
       </w:r>
       <w:r>
+        <w:rPr>
+          <w:b/>
+          <w:bCs/>
+        </w:rPr>
         <w:t>Tasks:</w:t>
       </w:r>
     </w:p>
@@ -332,7 +436,13 @@
         <w:t>Install R and RStudio:</w:t>
       </w:r>
       <w:r>
-        <w:t xml:space="preserve"> R is a programming language we use in the class to conduct statistical analysis. RStudio is the application or graphical interface we use to access R. You need both for coding purposes.</w:t>
+        <w:t xml:space="preserve"> R is a programming language </w:t>
+      </w:r>
+      <w:r>
+        <w:t>used</w:t>
+      </w:r>
+      <w:r>
+        <w:t xml:space="preserve"> in the class to conduct statistical analysis. RStudio is the application or graphical interface we use to access R. You need both for coding purposes.</w:t>
       </w:r>
     </w:p>
     <w:p>
@@ -361,7 +471,19 @@
           <w:rPr>
             <w:rStyle w:val="Hyperlink"/>
           </w:rPr>
-          <w:t>https://mirror.las.iastate.edu/CRAN/</w:t>
+          <w:t>https://m</w:t>
+        </w:r>
+        <w:r>
+          <w:rPr>
+            <w:rStyle w:val="Hyperlink"/>
+          </w:rPr>
+          <w:t>i</w:t>
+        </w:r>
+        <w:r>
+          <w:rPr>
+            <w:rStyle w:val="Hyperlink"/>
+          </w:rPr>
+          <w:t>rror.las.iastate.edu/CRAN/</w:t>
         </w:r>
       </w:hyperlink>
     </w:p>
@@ -381,7 +503,19 @@
           <w:rPr>
             <w:rStyle w:val="Hyperlink"/>
           </w:rPr>
-          <w:t>https://posit.co/download/rstudio-desktop/</w:t>
+          <w:t>https://posit.co/download/rstudio-des</w:t>
+        </w:r>
+        <w:r>
+          <w:rPr>
+            <w:rStyle w:val="Hyperlink"/>
+          </w:rPr>
+          <w:t>k</w:t>
+        </w:r>
+        <w:r>
+          <w:rPr>
+            <w:rStyle w:val="Hyperlink"/>
+          </w:rPr>
+          <w:t>top/</w:t>
         </w:r>
       </w:hyperlink>
       <w:r>
@@ -450,10 +584,14 @@
     </w:p>
     <w:p>
       <w:r>
+        <w:rPr>
+          <w:b/>
+          <w:bCs/>
+        </w:rPr>
         <w:t>Note:</w:t>
       </w:r>
       <w:r>
-        <w:t xml:space="preserve"> R and RStudio keep frequent updates (on an annual basis). You should re-install them to have the most up-to-date version.</w:t>
+        <w:t xml:space="preserve"> R and RStudio keep frequent updates (on an annual basis). You should reinstall them to have the most up-to-date version.</w:t>
       </w:r>
     </w:p>
     <w:p/>
@@ -474,13 +612,10 @@
         <w:t>RStudio:</w:t>
       </w:r>
       <w:r>
-        <w:t xml:space="preserve"> RStudio is an interface to use the R programming language.</w:t>
-      </w:r>
-      <w:r>
-        <w:t xml:space="preserve"> Once you open RStudio Click on File -&gt; New File -&gt; R Script to see</w:t>
-      </w:r>
-      <w:r>
-        <w:t xml:space="preserve"> four panes. </w:t>
+        <w:t xml:space="preserve"> </w:t>
+      </w:r>
+      <w:r>
+        <w:t xml:space="preserve">RStudio is an interface for using the R programming language. Once you open RStudio, click on File -&gt; New File -&gt; R Script to see four panes. This interface is similar to Word, so file and save are intuitive to you. </w:t>
       </w:r>
     </w:p>
     <w:p>
@@ -588,47 +723,38 @@
         <w:t>educ641</w:t>
       </w:r>
       <w:r>
-        <w:t xml:space="preserve"> course. Then create a folder titled </w:t>
-      </w:r>
-      <w:r>
-        <w:rPr>
-          <w:b/>
-          <w:bCs/>
-        </w:rPr>
-        <w:t>educ641_labs</w:t>
-      </w:r>
-      <w:r>
-        <w:t xml:space="preserve"> and </w:t>
-      </w:r>
-      <w:r>
-        <w:rPr>
-          <w:b/>
-          <w:bCs/>
-        </w:rPr>
-        <w:t>educ641_hw</w:t>
-      </w:r>
-    </w:p>
-    <w:p>
-      <w:pPr>
-        <w:pStyle w:val="ListParagraph"/>
-        <w:ind w:left="1440"/>
-        <w:rPr>
-          <w:b/>
-          <w:bCs/>
-        </w:rPr>
-      </w:pPr>
-      <w:r>
-        <w:rPr>
-          <w:b/>
-          <w:bCs/>
+        <w:t xml:space="preserve"> course. Then </w:t>
+      </w:r>
+      <w:r>
+        <w:t>mak</w:t>
+      </w:r>
+      <w:r>
+        <w:t xml:space="preserve">e a folder titled </w:t>
+      </w:r>
+      <w:r>
+        <w:rPr>
+          <w:b/>
+          <w:bCs/>
+        </w:rPr>
+        <w:t>educ641_</w:t>
+      </w:r>
+      <w:r>
+        <w:rPr>
+          <w:b/>
+          <w:bCs/>
+        </w:rPr>
+        <w:t xml:space="preserve">R. </w:t>
+      </w:r>
+      <w:r>
+        <w:rPr>
           <w:noProof/>
           <w14:ligatures w14:val="standardContextual"/>
         </w:rPr>
         <w:drawing>
-          <wp:inline distT="0" distB="0" distL="0" distR="0" wp14:anchorId="096566DC" wp14:editId="58058214">
-            <wp:extent cx="3657600" cy="1568546"/>
-            <wp:effectExtent l="0" t="0" r="0" b="6350"/>
-            <wp:docPr id="1208838835" name="Picture 2"/>
+          <wp:inline distT="0" distB="0" distL="0" distR="0" wp14:anchorId="138840FE" wp14:editId="34379C3F">
+            <wp:extent cx="3548270" cy="2182034"/>
+            <wp:effectExtent l="0" t="0" r="0" b="2540"/>
+            <wp:docPr id="866410572" name="Picture 2" descr="A screenshot of a computer&#10;&#10;AI-generated content may be incorrect."/>
             <wp:cNvGraphicFramePr>
               <a:graphicFrameLocks xmlns:a="http://schemas.openxmlformats.org/drawingml/2006/main" noChangeAspect="1"/>
             </wp:cNvGraphicFramePr>
@@ -636,7 +762,7 @@
               <a:graphicData uri="http://schemas.openxmlformats.org/drawingml/2006/picture">
                 <pic:pic xmlns:pic="http://schemas.openxmlformats.org/drawingml/2006/picture">
                   <pic:nvPicPr>
-                    <pic:cNvPr id="1208838835" name="Picture 1208838835"/>
+                    <pic:cNvPr id="866410572" name="Picture 2" descr="A screenshot of a computer&#10;&#10;AI-generated content may be incorrect."/>
                     <pic:cNvPicPr/>
                   </pic:nvPicPr>
                   <pic:blipFill>
@@ -654,7 +780,7 @@
                   <pic:spPr>
                     <a:xfrm>
                       <a:off x="0" y="0"/>
-                      <a:ext cx="3657600" cy="1568546"/>
+                      <a:ext cx="3642708" cy="2240109"/>
                     </a:xfrm>
                     <a:prstGeom prst="rect">
                       <a:avLst/>
@@ -676,6 +802,16 @@
           <w:bCs/>
         </w:rPr>
       </w:pPr>
+    </w:p>
+    <w:p>
+      <w:pPr>
+        <w:pStyle w:val="ListParagraph"/>
+        <w:ind w:left="1440"/>
+        <w:rPr>
+          <w:b/>
+          <w:bCs/>
+        </w:rPr>
+      </w:pPr>
       <w:r>
         <w:rPr>
           <w:b/>
@@ -683,11 +819,12 @@
           <w:noProof/>
           <w14:ligatures w14:val="standardContextual"/>
         </w:rPr>
+        <w:lastRenderedPageBreak/>
         <w:drawing>
-          <wp:inline distT="0" distB="0" distL="0" distR="0" wp14:anchorId="27E133BA" wp14:editId="74ED8B4A">
-            <wp:extent cx="3048115" cy="1737360"/>
-            <wp:effectExtent l="0" t="0" r="0" b="2540"/>
-            <wp:docPr id="164248045" name="Picture 1" descr="A screenshot of a computer&#10;&#10;Description automatically generated"/>
+          <wp:inline distT="0" distB="0" distL="0" distR="0" wp14:anchorId="26A61F1C" wp14:editId="3851C677">
+            <wp:extent cx="3528391" cy="2141538"/>
+            <wp:effectExtent l="0" t="0" r="2540" b="5080"/>
+            <wp:docPr id="427070234" name="Picture 3" descr="A screen shot of a computer&#10;&#10;AI-generated content may be incorrect."/>
             <wp:cNvGraphicFramePr>
               <a:graphicFrameLocks xmlns:a="http://schemas.openxmlformats.org/drawingml/2006/main" noChangeAspect="1"/>
             </wp:cNvGraphicFramePr>
@@ -695,7 +832,7 @@
               <a:graphicData uri="http://schemas.openxmlformats.org/drawingml/2006/picture">
                 <pic:pic xmlns:pic="http://schemas.openxmlformats.org/drawingml/2006/picture">
                   <pic:nvPicPr>
-                    <pic:cNvPr id="164248045" name="Picture 1" descr="A screenshot of a computer&#10;&#10;Description automatically generated"/>
+                    <pic:cNvPr id="427070234" name="Picture 3" descr="A screen shot of a computer&#10;&#10;AI-generated content may be incorrect."/>
                     <pic:cNvPicPr/>
                   </pic:nvPicPr>
                   <pic:blipFill>
@@ -713,7 +850,7 @@
                   <pic:spPr>
                     <a:xfrm>
                       <a:off x="0" y="0"/>
-                      <a:ext cx="3048115" cy="1737360"/>
+                      <a:ext cx="3615577" cy="2194455"/>
                     </a:xfrm>
                     <a:prstGeom prst="rect">
                       <a:avLst/>
@@ -741,25 +878,64 @@
         </w:numPr>
       </w:pPr>
       <w:r>
-        <w:lastRenderedPageBreak/>
-        <w:t xml:space="preserve">Add four more folders in the educ641_labs folder, label them </w:t>
+        <w:t>Then, inside your _R folder, a</w:t>
+      </w:r>
+      <w:r>
+        <w:t xml:space="preserve">dd </w:t>
+      </w:r>
+      <w:r>
+        <w:t xml:space="preserve">three </w:t>
+      </w:r>
+      <w:r>
+        <w:t xml:space="preserve">more folders </w:t>
+      </w:r>
+      <w:r>
+        <w:t>and</w:t>
+      </w:r>
+      <w:r>
+        <w:t xml:space="preserve"> label them </w:t>
       </w:r>
       <w:r>
         <w:rPr>
           <w:i/>
           <w:iCs/>
         </w:rPr>
-        <w:t>code, data, tables, figures</w:t>
+        <w:t xml:space="preserve">'code', 'data', </w:t>
+      </w:r>
+      <w:r>
+        <w:t>and</w:t>
       </w:r>
       <w:r>
         <w:rPr>
           <w:i/>
           <w:iCs/>
         </w:rPr>
+        <w:t xml:space="preserve"> 'output'.</w:t>
+      </w:r>
+      <w:r>
+        <w:rPr>
+          <w:i/>
+          <w:iCs/>
+        </w:rPr>
         <w:t xml:space="preserve"> </w:t>
       </w:r>
       <w:r>
-        <w:t xml:space="preserve">Note: try to keep everything lowercase and in one “string.” R doesn’t like spaces or capital letters. </w:t>
+        <w:rPr>
+          <w:b/>
+          <w:bCs/>
+          <w:i/>
+          <w:iCs/>
+        </w:rPr>
+        <w:t xml:space="preserve">Note: </w:t>
+      </w:r>
+      <w:r>
+        <w:t>Keep</w:t>
+      </w:r>
+      <w:r>
+        <w:t xml:space="preserve"> everything lowercase and in one “string.” R doesn’t like spaces or capital letters.</w:t>
+      </w:r>
+      <w:r>
+        <w:t xml:space="preserve"> </w:t>
       </w:r>
     </w:p>
     <w:p>
@@ -773,10 +949,10 @@
           <w14:ligatures w14:val="standardContextual"/>
         </w:rPr>
         <w:drawing>
-          <wp:inline distT="0" distB="0" distL="0" distR="0" wp14:anchorId="10E8BCA4" wp14:editId="668CC878">
-            <wp:extent cx="4460729" cy="2103120"/>
-            <wp:effectExtent l="0" t="0" r="0" b="5080"/>
-            <wp:docPr id="1526011495" name="Picture 4" descr="A screenshot of a computer&#10;&#10;Description automatically generated"/>
+          <wp:inline distT="0" distB="0" distL="0" distR="0" wp14:anchorId="63E8C6DA" wp14:editId="51EAD09C">
+            <wp:extent cx="3869267" cy="2131404"/>
+            <wp:effectExtent l="0" t="0" r="4445" b="2540"/>
+            <wp:docPr id="1818250526" name="Picture 4"/>
             <wp:cNvGraphicFramePr>
               <a:graphicFrameLocks xmlns:a="http://schemas.openxmlformats.org/drawingml/2006/main" noChangeAspect="1"/>
             </wp:cNvGraphicFramePr>
@@ -784,7 +960,7 @@
               <a:graphicData uri="http://schemas.openxmlformats.org/drawingml/2006/picture">
                 <pic:pic xmlns:pic="http://schemas.openxmlformats.org/drawingml/2006/picture">
                   <pic:nvPicPr>
-                    <pic:cNvPr id="1526011495" name="Picture 4" descr="A screenshot of a computer&#10;&#10;Description automatically generated"/>
+                    <pic:cNvPr id="1818250526" name="Picture 1818250526"/>
                     <pic:cNvPicPr/>
                   </pic:nvPicPr>
                   <pic:blipFill>
@@ -802,7 +978,7 @@
                   <pic:spPr>
                     <a:xfrm>
                       <a:off x="0" y="0"/>
-                      <a:ext cx="4460729" cy="2103120"/>
+                      <a:ext cx="3975165" cy="2189738"/>
                     </a:xfrm>
                     <a:prstGeom prst="rect">
                       <a:avLst/>
@@ -824,10 +1000,22 @@
         </w:numPr>
       </w:pPr>
       <w:r>
-        <w:t xml:space="preserve">Then, </w:t>
-      </w:r>
-      <w:r>
-        <w:t xml:space="preserve">go to RStudio, </w:t>
+        <w:t>Next</w:t>
+      </w:r>
+      <w:r>
+        <w:t xml:space="preserve">, </w:t>
+      </w:r>
+      <w:r>
+        <w:t xml:space="preserve">open </w:t>
+      </w:r>
+      <w:r>
+        <w:t>RStudio</w:t>
+      </w:r>
+      <w:r>
+        <w:t xml:space="preserve"> and</w:t>
+      </w:r>
+      <w:r>
+        <w:t xml:space="preserve"> </w:t>
       </w:r>
       <w:r>
         <w:t xml:space="preserve">click on Files -&gt; New Project -&gt; </w:t>
@@ -839,7 +1027,19 @@
         <w:t xml:space="preserve"> Directory -&gt; </w:t>
       </w:r>
       <w:r>
-        <w:t>(select the educ641_labs file you created on your desktop in the educ641 folder) educ641_labs</w:t>
+        <w:t xml:space="preserve">Browse -&gt; </w:t>
+      </w:r>
+      <w:r>
+        <w:t xml:space="preserve">select the </w:t>
+      </w:r>
+      <w:r>
+        <w:t>Desktop/</w:t>
+      </w:r>
+      <w:r>
+        <w:t>educ641</w:t>
+      </w:r>
+      <w:r>
+        <w:t>/educ641_R file path. This will make the educ641_R folder your ‘R project!’</w:t>
       </w:r>
     </w:p>
     <w:p>
@@ -852,10 +1052,75 @@
           <w:noProof/>
           <w14:ligatures w14:val="standardContextual"/>
         </w:rPr>
+        <mc:AlternateContent>
+          <mc:Choice Requires="wpi">
+            <w:drawing>
+              <wp:anchor distT="0" distB="0" distL="114300" distR="114300" simplePos="0" relativeHeight="251659264" behindDoc="0" locked="0" layoutInCell="1" allowOverlap="1" wp14:anchorId="2BB8AFDF" wp14:editId="445CCADB">
+                <wp:simplePos x="0" y="0"/>
+                <wp:positionH relativeFrom="column">
+                  <wp:posOffset>3499773</wp:posOffset>
+                </wp:positionH>
+                <wp:positionV relativeFrom="paragraph">
+                  <wp:posOffset>1518970</wp:posOffset>
+                </wp:positionV>
+                <wp:extent cx="641880" cy="207000"/>
+                <wp:effectExtent l="38100" t="38100" r="0" b="47625"/>
+                <wp:wrapNone/>
+                <wp:docPr id="181476194" name="Ink 6"/>
+                <wp:cNvGraphicFramePr/>
+                <a:graphic xmlns:a="http://schemas.openxmlformats.org/drawingml/2006/main">
+                  <a:graphicData uri="http://schemas.microsoft.com/office/word/2010/wordprocessingInk">
+                    <w14:contentPart bwMode="auto" r:id="rId13">
+                      <w14:nvContentPartPr>
+                        <w14:cNvContentPartPr/>
+                      </w14:nvContentPartPr>
+                      <w14:xfrm>
+                        <a:off x="0" y="0"/>
+                        <a:ext cx="641880" cy="207000"/>
+                      </w14:xfrm>
+                    </w14:contentPart>
+                  </a:graphicData>
+                </a:graphic>
+              </wp:anchor>
+            </w:drawing>
+          </mc:Choice>
+          <mc:Fallback>
+            <w:pict>
+              <v:shapetype w14:anchorId="66C918A2" id="_x0000_t75" coordsize="21600,21600" o:spt="75" o:preferrelative="t" path="m@4@5l@4@11@9@11@9@5xe" filled="f" stroked="f">
+                <v:stroke joinstyle="miter"/>
+                <v:formulas>
+                  <v:f eqn="if lineDrawn pixelLineWidth 0"/>
+                  <v:f eqn="sum @0 1 0"/>
+                  <v:f eqn="sum 0 0 @1"/>
+                  <v:f eqn="prod @2 1 2"/>
+                  <v:f eqn="prod @3 21600 pixelWidth"/>
+                  <v:f eqn="prod @3 21600 pixelHeight"/>
+                  <v:f eqn="sum @0 0 1"/>
+                  <v:f eqn="prod @6 1 2"/>
+                  <v:f eqn="prod @7 21600 pixelWidth"/>
+                  <v:f eqn="sum @8 21600 0"/>
+                  <v:f eqn="prod @7 21600 pixelHeight"/>
+                  <v:f eqn="sum @10 21600 0"/>
+                </v:formulas>
+                <v:path o:extrusionok="f" gradientshapeok="t" o:connecttype="rect"/>
+                <o:lock v:ext="edit" aspectratio="t"/>
+              </v:shapetype>
+              <v:shape id="Ink 6" o:spid="_x0000_s1026" type="#_x0000_t75" style="position:absolute;margin-left:274.85pt;margin-top:118.9pt;width:52pt;height:17.75pt;z-index:251659264;visibility:visible;mso-wrap-style:square;mso-wrap-distance-left:9pt;mso-wrap-distance-top:0;mso-wrap-distance-right:9pt;mso-wrap-distance-bottom:0;mso-position-horizontal:absolute;mso-position-horizontal-relative:text;mso-position-vertical:absolute;mso-position-vertical-relative:text" o:gfxdata="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">
+                <v:imagedata r:id="rId14" o:title=""/>
+              </v:shape>
+            </w:pict>
+          </mc:Fallback>
+        </mc:AlternateContent>
+      </w:r>
+      <w:r>
+        <w:rPr>
+          <w:noProof/>
+          <w14:ligatures w14:val="standardContextual"/>
+        </w:rPr>
         <w:drawing>
-          <wp:inline distT="0" distB="0" distL="0" distR="0" wp14:anchorId="6A364F34" wp14:editId="5FDAC38C">
+          <wp:inline distT="0" distB="0" distL="0" distR="0" wp14:anchorId="6A364F34" wp14:editId="29448315">
             <wp:extent cx="4081054" cy="2286000"/>
-            <wp:effectExtent l="0" t="0" r="0" b="0"/>
+            <wp:effectExtent l="12700" t="12700" r="8890" b="12700"/>
             <wp:docPr id="2135625952" name="Picture 3" descr="A screenshot of a project&#10;&#10;Description automatically generated"/>
             <wp:cNvGraphicFramePr>
               <a:graphicFrameLocks xmlns:a="http://schemas.openxmlformats.org/drawingml/2006/main" noChangeAspect="1"/>
@@ -868,7 +1133,7 @@
                     <pic:cNvPicPr/>
                   </pic:nvPicPr>
                   <pic:blipFill>
-                    <a:blip r:embed="rId13" cstate="print">
+                    <a:blip r:embed="rId15" cstate="print">
                       <a:extLst>
                         <a:ext uri="{28A0092B-C50C-407E-A947-70E740481C1C}">
                           <a14:useLocalDpi xmlns:a14="http://schemas.microsoft.com/office/drawing/2010/main" val="0"/>
@@ -887,6 +1152,11 @@
                     <a:prstGeom prst="rect">
                       <a:avLst/>
                     </a:prstGeom>
+                    <a:ln>
+                      <a:solidFill>
+                        <a:srgbClr val="EE0000"/>
+                      </a:solidFill>
+                    </a:ln>
                   </pic:spPr>
                 </pic:pic>
               </a:graphicData>
@@ -898,47 +1168,65 @@
     <w:p>
       <w:pPr>
         <w:pStyle w:val="ListParagraph"/>
-        <w:numPr>
-          <w:ilvl w:val="1"/>
-          <w:numId w:val="4"/>
-        </w:numPr>
-      </w:pPr>
-      <w:r>
-        <w:t xml:space="preserve">Now go to the location on your device and check if </w:t>
-      </w:r>
-      <w:r>
-        <w:t xml:space="preserve">your </w:t>
-      </w:r>
-      <w:proofErr w:type="spellStart"/>
-      <w:r>
-        <w:t>Rproj</w:t>
-      </w:r>
-      <w:proofErr w:type="spellEnd"/>
-      <w:r>
-        <w:t xml:space="preserve"> is in your educ641_labs folder with the four other folder you just created. It will look like a cube. Click on the </w:t>
-      </w:r>
-      <w:proofErr w:type="spellStart"/>
-      <w:r>
-        <w:t>Rproj</w:t>
-      </w:r>
-      <w:proofErr w:type="spellEnd"/>
-      <w:r>
-        <w:t xml:space="preserve"> cube and check in your bottom right panel under files tab to </w:t>
-      </w:r>
-      <w:r>
-        <w:lastRenderedPageBreak/>
-        <w:t xml:space="preserve">see if all your files are there. </w:t>
-      </w:r>
+        <w:ind w:left="1440"/>
+      </w:pPr>
       <w:r>
         <w:rPr>
           <w:noProof/>
           <w14:ligatures w14:val="standardContextual"/>
         </w:rPr>
+        <w:lastRenderedPageBreak/>
+        <mc:AlternateContent>
+          <mc:Choice Requires="wpi">
+            <w:drawing>
+              <wp:anchor distT="0" distB="0" distL="114300" distR="114300" simplePos="0" relativeHeight="251662336" behindDoc="0" locked="0" layoutInCell="1" allowOverlap="1" wp14:anchorId="54575384" wp14:editId="12DA40F0">
+                <wp:simplePos x="0" y="0"/>
+                <wp:positionH relativeFrom="column">
+                  <wp:posOffset>3789680</wp:posOffset>
+                </wp:positionH>
+                <wp:positionV relativeFrom="paragraph">
+                  <wp:posOffset>868045</wp:posOffset>
+                </wp:positionV>
+                <wp:extent cx="456565" cy="501015"/>
+                <wp:effectExtent l="38100" t="38100" r="38735" b="45085"/>
+                <wp:wrapNone/>
+                <wp:docPr id="172282066" name="Ink 12"/>
+                <wp:cNvGraphicFramePr/>
+                <a:graphic xmlns:a="http://schemas.openxmlformats.org/drawingml/2006/main">
+                  <a:graphicData uri="http://schemas.microsoft.com/office/word/2010/wordprocessingInk">
+                    <w14:contentPart bwMode="auto" r:id="rId16">
+                      <w14:nvContentPartPr>
+                        <w14:cNvContentPartPr/>
+                      </w14:nvContentPartPr>
+                      <w14:xfrm>
+                        <a:off x="0" y="0"/>
+                        <a:ext cx="456565" cy="501015"/>
+                      </w14:xfrm>
+                    </w14:contentPart>
+                  </a:graphicData>
+                </a:graphic>
+              </wp:anchor>
+            </w:drawing>
+          </mc:Choice>
+          <mc:Fallback>
+            <w:pict>
+              <v:shape w14:anchorId="305C2EB1" id="Ink 12" o:spid="_x0000_s1026" type="#_x0000_t75" style="position:absolute;margin-left:297.7pt;margin-top:67.65pt;width:37.35pt;height:40.85pt;z-index:251662336;visibility:visible;mso-wrap-style:square;mso-wrap-distance-left:9pt;mso-wrap-distance-top:0;mso-wrap-distance-right:9pt;mso-wrap-distance-bottom:0;mso-position-horizontal:absolute;mso-position-horizontal-relative:text;mso-position-vertical:absolute;mso-position-vertical-relative:text" o:gfxdata="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">
+                <v:imagedata r:id="rId17" o:title=""/>
+              </v:shape>
+            </w:pict>
+          </mc:Fallback>
+        </mc:AlternateContent>
+      </w:r>
+      <w:r>
+        <w:rPr>
+          <w:noProof/>
+          <w14:ligatures w14:val="standardContextual"/>
+        </w:rPr>
         <w:drawing>
-          <wp:inline distT="0" distB="0" distL="0" distR="0" wp14:anchorId="57A78E99" wp14:editId="5C4C4485">
-            <wp:extent cx="3549892" cy="3657600"/>
-            <wp:effectExtent l="0" t="0" r="6350" b="0"/>
-            <wp:docPr id="212035114" name="Picture 7" descr="A screenshot of a computer&#10;&#10;Description automatically generated"/>
+          <wp:inline distT="0" distB="0" distL="0" distR="0" wp14:anchorId="683928C7" wp14:editId="709CFEE0">
+            <wp:extent cx="3884566" cy="2651548"/>
+            <wp:effectExtent l="0" t="0" r="1905" b="3175"/>
+            <wp:docPr id="1183277835" name="Picture 9" descr="A screenshot of a computer&#10;&#10;AI-generated content may be incorrect."/>
             <wp:cNvGraphicFramePr>
               <a:graphicFrameLocks xmlns:a="http://schemas.openxmlformats.org/drawingml/2006/main" noChangeAspect="1"/>
             </wp:cNvGraphicFramePr>
@@ -946,11 +1234,11 @@
               <a:graphicData uri="http://schemas.openxmlformats.org/drawingml/2006/picture">
                 <pic:pic xmlns:pic="http://schemas.openxmlformats.org/drawingml/2006/picture">
                   <pic:nvPicPr>
-                    <pic:cNvPr id="212035114" name="Picture 7" descr="A screenshot of a computer&#10;&#10;Description automatically generated"/>
+                    <pic:cNvPr id="1183277835" name="Picture 9" descr="A screenshot of a computer&#10;&#10;AI-generated content may be incorrect."/>
                     <pic:cNvPicPr/>
                   </pic:nvPicPr>
                   <pic:blipFill>
-                    <a:blip r:embed="rId14" cstate="print">
+                    <a:blip r:embed="rId18" cstate="print">
                       <a:extLst>
                         <a:ext uri="{28A0092B-C50C-407E-A947-70E740481C1C}">
                           <a14:useLocalDpi xmlns:a14="http://schemas.microsoft.com/office/drawing/2010/main" val="0"/>
@@ -964,7 +1252,7 @@
                   <pic:spPr>
                     <a:xfrm>
                       <a:off x="0" y="0"/>
-                      <a:ext cx="3549892" cy="3657600"/>
+                      <a:ext cx="3924934" cy="2679102"/>
                     </a:xfrm>
                     <a:prstGeom prst="rect">
                       <a:avLst/>
@@ -986,134 +1274,100 @@
         </w:numPr>
       </w:pPr>
       <w:r>
-        <w:t xml:space="preserve">Try yourself: Make </w:t>
-      </w:r>
-      <w:r>
-        <w:t>another</w:t>
-      </w:r>
-      <w:r>
-        <w:t xml:space="preserve"> R project</w:t>
-      </w:r>
+        <w:t xml:space="preserve">Close RStudio and open your newly created R project on your desktop </w:t>
+      </w:r>
+      <w:r>
+        <w:t>location</w:t>
+      </w:r>
+      <w:r>
+        <w:t xml:space="preserve"> by</w:t>
+      </w:r>
+      <w:r>
+        <w:t xml:space="preserve"> check</w:t>
+      </w:r>
+      <w:r>
+        <w:t>ing</w:t>
+      </w:r>
+      <w:r>
+        <w:t xml:space="preserve"> if </w:t>
+      </w:r>
+      <w:r>
+        <w:t xml:space="preserve">your </w:t>
+      </w:r>
+      <w:proofErr w:type="spellStart"/>
+      <w:r>
+        <w:t>Rproj</w:t>
+      </w:r>
+      <w:proofErr w:type="spellEnd"/>
       <w:r>
         <w:t xml:space="preserve"> </w:t>
       </w:r>
       <w:r>
-        <w:t>for class assignments</w:t>
-      </w:r>
-      <w:r>
-        <w:t xml:space="preserve"> in your educ641_hw folder</w:t>
-      </w:r>
-    </w:p>
-    <w:p>
-      <w:r>
-        <w:t xml:space="preserve">Note: If you realize that you created an R project in the wrong directory, it is easier to delete it and then go through the process again for the correct directory. </w:t>
-      </w:r>
-    </w:p>
-    <w:p>
-      <w:pPr>
-        <w:pStyle w:val="ListParagraph"/>
-        <w:numPr>
-          <w:ilvl w:val="0"/>
-          <w:numId w:val="4"/>
-        </w:numPr>
-        <w:rPr>
-          <w:b/>
-          <w:bCs/>
-        </w:rPr>
-      </w:pPr>
-      <w:r>
-        <w:rPr>
-          <w:b/>
-          <w:bCs/>
-        </w:rPr>
-        <w:t xml:space="preserve">Save R script: </w:t>
-      </w:r>
-      <w:r>
-        <w:t xml:space="preserve">These “scripts” are </w:t>
-      </w:r>
-      <w:r>
-        <w:t xml:space="preserve">used for </w:t>
-      </w:r>
-      <w:r>
-        <w:t>writing</w:t>
-      </w:r>
-      <w:r>
-        <w:t xml:space="preserve"> and executing tasks in the </w:t>
-      </w:r>
-      <w:r>
-        <w:rPr>
-          <w:b/>
-          <w:bCs/>
-        </w:rPr>
-        <w:t>R programming language</w:t>
-      </w:r>
-      <w:r>
-        <w:t xml:space="preserve">, primarily designed for statistical computing and data analysis. </w:t>
-      </w:r>
-      <w:r>
-        <w:t xml:space="preserve">While we haven’t utilized this function yet, we would like you to save the script you opened in task 2 to your code folder for Lab 2. File -&gt; Save As… </w:t>
-      </w:r>
-      <w:r>
-        <w:t xml:space="preserve">[give name to file] </w:t>
-      </w:r>
-      <w:r>
-        <w:rPr>
-          <w:b/>
-          <w:bCs/>
-        </w:rPr>
-        <w:t>educ641_lab2</w:t>
-      </w:r>
-      <w:r>
-        <w:t xml:space="preserve"> (</w:t>
-      </w:r>
-      <w:r>
-        <w:rPr>
-          <w:b/>
-          <w:bCs/>
-          <w:u w:val="single"/>
-        </w:rPr>
-        <w:t xml:space="preserve">save </w:t>
-      </w:r>
-      <w:r>
-        <w:rPr>
-          <w:b/>
-          <w:bCs/>
-          <w:u w:val="single"/>
-        </w:rPr>
-        <w:t>in code folder</w:t>
-      </w:r>
-      <w:r>
-        <w:t xml:space="preserve">). </w:t>
-      </w:r>
-      <w:r>
-        <w:t xml:space="preserve">Please go to the file on your desktop and ensure </w:t>
-      </w:r>
-      <w:proofErr w:type="gramStart"/>
-      <w:r>
-        <w:t>your .R</w:t>
-      </w:r>
-      <w:proofErr w:type="gramEnd"/>
-      <w:r>
-        <w:t xml:space="preserve"> script is there. </w:t>
-      </w:r>
-      <w:r>
-        <w:sym w:font="Wingdings" w:char="F04A"/>
+        <w:t xml:space="preserve">(R ‘cube’) </w:t>
+      </w:r>
+      <w:r>
+        <w:t>is in your educ641_</w:t>
+      </w:r>
+      <w:r>
+        <w:t>R</w:t>
+      </w:r>
+      <w:r>
+        <w:t xml:space="preserve"> folder</w:t>
+      </w:r>
+      <w:r>
+        <w:t xml:space="preserve">. Always open R projects by clicking the </w:t>
+      </w:r>
+      <w:r>
+        <w:rPr>
+          <w:i/>
+          <w:iCs/>
+        </w:rPr>
+        <w:t>cube</w:t>
+      </w:r>
+      <w:r>
+        <w:rPr>
+          <w:i/>
+          <w:iCs/>
+        </w:rPr>
+        <w:t>,</w:t>
       </w:r>
       <w:r>
         <w:t xml:space="preserve"> </w:t>
       </w:r>
-    </w:p>
-    <w:p>
+      <w:r>
+        <w:rPr>
+          <w:b/>
+          <w:bCs/>
+        </w:rPr>
+        <w:t>not</w:t>
+      </w:r>
+      <w:r>
+        <w:t xml:space="preserve"> via your </w:t>
+      </w:r>
+      <w:r>
+        <w:rPr>
+          <w:i/>
+          <w:iCs/>
+        </w:rPr>
+        <w:t>code</w:t>
+      </w:r>
+      <w:r>
+        <w:t xml:space="preserve"> folder. When RStudio reopens, make sure the three other folders are visible in your bottom right panel under the Files tab.</w:t>
+      </w:r>
+    </w:p>
+    <w:p>
+      <w:pPr>
+        <w:ind w:left="1080"/>
+      </w:pPr>
       <w:r>
         <w:rPr>
           <w:noProof/>
-          <w14:ligatures w14:val="standardContextual"/>
         </w:rPr>
         <w:drawing>
-          <wp:inline distT="0" distB="0" distL="0" distR="0" wp14:anchorId="20C03450" wp14:editId="15AB00D9">
-            <wp:extent cx="3905892" cy="2194560"/>
-            <wp:effectExtent l="0" t="0" r="5715" b="2540"/>
-            <wp:docPr id="1788012931" name="Picture 9" descr="A screenshot of a computer&#10;&#10;Description automatically generated"/>
+          <wp:inline distT="0" distB="0" distL="0" distR="0" wp14:anchorId="3365AA22" wp14:editId="51562381">
+            <wp:extent cx="5404498" cy="3480012"/>
+            <wp:effectExtent l="0" t="0" r="5715" b="0"/>
+            <wp:docPr id="1261855544" name="Picture 8" descr="A screenshot of a computer&#10;&#10;AI-generated content may be incorrect."/>
             <wp:cNvGraphicFramePr>
               <a:graphicFrameLocks xmlns:a="http://schemas.openxmlformats.org/drawingml/2006/main" noChangeAspect="1"/>
             </wp:cNvGraphicFramePr>
@@ -1121,11 +1375,11 @@
               <a:graphicData uri="http://schemas.openxmlformats.org/drawingml/2006/picture">
                 <pic:pic xmlns:pic="http://schemas.openxmlformats.org/drawingml/2006/picture">
                   <pic:nvPicPr>
-                    <pic:cNvPr id="1788012931" name="Picture 9" descr="A screenshot of a computer&#10;&#10;Description automatically generated"/>
+                    <pic:cNvPr id="1261855544" name="Picture 8" descr="A screenshot of a computer&#10;&#10;AI-generated content may be incorrect."/>
                     <pic:cNvPicPr/>
                   </pic:nvPicPr>
                   <pic:blipFill>
-                    <a:blip r:embed="rId15" cstate="print">
+                    <a:blip r:embed="rId19" cstate="print">
                       <a:extLst>
                         <a:ext uri="{28A0092B-C50C-407E-A947-70E740481C1C}">
                           <a14:useLocalDpi xmlns:a14="http://schemas.microsoft.com/office/drawing/2010/main" val="0"/>
@@ -1139,7 +1393,256 @@
                   <pic:spPr>
                     <a:xfrm>
                       <a:off x="0" y="0"/>
-                      <a:ext cx="3905892" cy="2194560"/>
+                      <a:ext cx="5460922" cy="3516344"/>
+                    </a:xfrm>
+                    <a:prstGeom prst="rect">
+                      <a:avLst/>
+                    </a:prstGeom>
+                  </pic:spPr>
+                </pic:pic>
+              </a:graphicData>
+            </a:graphic>
+          </wp:inline>
+        </w:drawing>
+      </w:r>
+    </w:p>
+    <w:p>
+      <w:r>
+        <w:rPr>
+          <w:b/>
+          <w:bCs/>
+        </w:rPr>
+        <w:t>Note:</w:t>
+      </w:r>
+      <w:r>
+        <w:t xml:space="preserve"> If you realize that you created an R project in the wrong directory, it is easier to delete it and then go through the process again for the correct directory. </w:t>
+      </w:r>
+    </w:p>
+    <w:p>
+      <w:pPr>
+        <w:pStyle w:val="ListParagraph"/>
+        <w:numPr>
+          <w:ilvl w:val="0"/>
+          <w:numId w:val="4"/>
+        </w:numPr>
+        <w:rPr>
+          <w:b/>
+          <w:bCs/>
+        </w:rPr>
+      </w:pPr>
+      <w:r>
+        <w:rPr>
+          <w:b/>
+          <w:bCs/>
+        </w:rPr>
+        <w:t xml:space="preserve">Save R script: </w:t>
+      </w:r>
+      <w:r>
+        <w:t xml:space="preserve">These “scripts” are </w:t>
+      </w:r>
+      <w:r>
+        <w:t xml:space="preserve">used for </w:t>
+      </w:r>
+      <w:r>
+        <w:t>writing</w:t>
+      </w:r>
+      <w:r>
+        <w:t xml:space="preserve"> and executing tasks in the </w:t>
+      </w:r>
+      <w:r>
+        <w:t xml:space="preserve">R programming language, </w:t>
+      </w:r>
+      <w:r>
+        <w:t xml:space="preserve">primarily designed for statistical computing and data analysis. </w:t>
+      </w:r>
+      <w:r>
+        <w:t xml:space="preserve">While we haven’t utilized this function yet, we would like you to save the script you opened </w:t>
+      </w:r>
+      <w:r>
+        <w:lastRenderedPageBreak/>
+        <w:t xml:space="preserve">in task 2 to your code folder for Lab 2. File -&gt; Save As… </w:t>
+      </w:r>
+      <w:r>
+        <w:t xml:space="preserve">[give name to file] </w:t>
+      </w:r>
+      <w:r>
+        <w:t xml:space="preserve">e.g., </w:t>
+      </w:r>
+      <w:r>
+        <w:rPr>
+          <w:b/>
+          <w:bCs/>
+        </w:rPr>
+        <w:t>educ641_lab2</w:t>
+      </w:r>
+      <w:r>
+        <w:t xml:space="preserve"> (</w:t>
+      </w:r>
+      <w:r>
+        <w:t xml:space="preserve">and </w:t>
+      </w:r>
+      <w:r>
+        <w:rPr>
+          <w:b/>
+          <w:bCs/>
+          <w:u w:val="single"/>
+        </w:rPr>
+        <w:t xml:space="preserve">save </w:t>
+      </w:r>
+      <w:r>
+        <w:rPr>
+          <w:b/>
+          <w:bCs/>
+          <w:u w:val="single"/>
+        </w:rPr>
+        <w:t>in code folder</w:t>
+      </w:r>
+      <w:r>
+        <w:t xml:space="preserve">). </w:t>
+      </w:r>
+      <w:r>
+        <w:t xml:space="preserve">Please go to the file on your desktop and ensure your </w:t>
+      </w:r>
+      <w:proofErr w:type="gramStart"/>
+      <w:r>
+        <w:t>‘</w:t>
+      </w:r>
+      <w:r>
+        <w:t>.R</w:t>
+      </w:r>
+      <w:proofErr w:type="gramEnd"/>
+      <w:r>
+        <w:t>’</w:t>
+      </w:r>
+      <w:r>
+        <w:t xml:space="preserve"> script is there. </w:t>
+      </w:r>
+      <w:r>
+        <w:sym w:font="Wingdings" w:char="F04A"/>
+      </w:r>
+      <w:r>
+        <w:t xml:space="preserve"> </w:t>
+      </w:r>
+    </w:p>
+    <w:p>
+      <w:pPr>
+        <w:ind w:left="360"/>
+      </w:pPr>
+      <w:r>
+        <w:t xml:space="preserve">Checklist </w:t>
+      </w:r>
+      <w:r>
+        <w:t xml:space="preserve">on desktop </w:t>
+      </w:r>
+      <w:r>
+        <w:rPr>
+          <w:b/>
+          <w:bCs/>
+        </w:rPr>
+        <w:t>here:</w:t>
+      </w:r>
+      <w:r>
+        <w:t xml:space="preserve"> </w:t>
+      </w:r>
+    </w:p>
+    <w:p>
+      <w:r>
+        <w:rPr>
+          <w:noProof/>
+          <w14:ligatures w14:val="standardContextual"/>
+        </w:rPr>
+        <w:drawing>
+          <wp:inline distT="0" distB="0" distL="0" distR="0" wp14:anchorId="0808EDE2" wp14:editId="350D111C">
+            <wp:extent cx="5943600" cy="1960245"/>
+            <wp:effectExtent l="0" t="0" r="0" b="0"/>
+            <wp:docPr id="1174679949" name="Picture 13" descr="A screenshot of a computer&#10;&#10;AI-generated content may be incorrect."/>
+            <wp:cNvGraphicFramePr>
+              <a:graphicFrameLocks xmlns:a="http://schemas.openxmlformats.org/drawingml/2006/main" noChangeAspect="1"/>
+            </wp:cNvGraphicFramePr>
+            <a:graphic xmlns:a="http://schemas.openxmlformats.org/drawingml/2006/main">
+              <a:graphicData uri="http://schemas.openxmlformats.org/drawingml/2006/picture">
+                <pic:pic xmlns:pic="http://schemas.openxmlformats.org/drawingml/2006/picture">
+                  <pic:nvPicPr>
+                    <pic:cNvPr id="1174679949" name="Picture 13" descr="A screenshot of a computer&#10;&#10;AI-generated content may be incorrect."/>
+                    <pic:cNvPicPr/>
+                  </pic:nvPicPr>
+                  <pic:blipFill>
+                    <a:blip r:embed="rId20" cstate="print">
+                      <a:extLst>
+                        <a:ext uri="{28A0092B-C50C-407E-A947-70E740481C1C}">
+                          <a14:useLocalDpi xmlns:a14="http://schemas.microsoft.com/office/drawing/2010/main" val="0"/>
+                        </a:ext>
+                      </a:extLst>
+                    </a:blip>
+                    <a:stretch>
+                      <a:fillRect/>
+                    </a:stretch>
+                  </pic:blipFill>
+                  <pic:spPr>
+                    <a:xfrm>
+                      <a:off x="0" y="0"/>
+                      <a:ext cx="5943600" cy="1960245"/>
+                    </a:xfrm>
+                    <a:prstGeom prst="rect">
+                      <a:avLst/>
+                    </a:prstGeom>
+                  </pic:spPr>
+                </pic:pic>
+              </a:graphicData>
+            </a:graphic>
+          </wp:inline>
+        </w:drawing>
+      </w:r>
+    </w:p>
+    <w:p>
+      <w:r>
+        <w:t xml:space="preserve">And checklist in R </w:t>
+      </w:r>
+      <w:r>
+        <w:rPr>
+          <w:b/>
+          <w:bCs/>
+        </w:rPr>
+        <w:t>here:</w:t>
+      </w:r>
+    </w:p>
+    <w:p>
+      <w:r>
+        <w:rPr>
+          <w:noProof/>
+          <w14:ligatures w14:val="standardContextual"/>
+        </w:rPr>
+        <w:drawing>
+          <wp:inline distT="0" distB="0" distL="0" distR="0" wp14:anchorId="0B8D7CEA" wp14:editId="1166EFE0">
+            <wp:extent cx="5943600" cy="3009900"/>
+            <wp:effectExtent l="0" t="0" r="0" b="0"/>
+            <wp:docPr id="1112673500" name="Picture 14" descr="A screenshot of a computer&#10;&#10;AI-generated content may be incorrect."/>
+            <wp:cNvGraphicFramePr>
+              <a:graphicFrameLocks xmlns:a="http://schemas.openxmlformats.org/drawingml/2006/main" noChangeAspect="1"/>
+            </wp:cNvGraphicFramePr>
+            <a:graphic xmlns:a="http://schemas.openxmlformats.org/drawingml/2006/main">
+              <a:graphicData uri="http://schemas.openxmlformats.org/drawingml/2006/picture">
+                <pic:pic xmlns:pic="http://schemas.openxmlformats.org/drawingml/2006/picture">
+                  <pic:nvPicPr>
+                    <pic:cNvPr id="1112673500" name="Picture 14" descr="A screenshot of a computer&#10;&#10;AI-generated content may be incorrect."/>
+                    <pic:cNvPicPr/>
+                  </pic:nvPicPr>
+                  <pic:blipFill>
+                    <a:blip r:embed="rId21" cstate="print">
+                      <a:extLst>
+                        <a:ext uri="{28A0092B-C50C-407E-A947-70E740481C1C}">
+                          <a14:useLocalDpi xmlns:a14="http://schemas.microsoft.com/office/drawing/2010/main" val="0"/>
+                        </a:ext>
+                      </a:extLst>
+                    </a:blip>
+                    <a:stretch>
+                      <a:fillRect/>
+                    </a:stretch>
+                  </pic:blipFill>
+                  <pic:spPr>
+                    <a:xfrm>
+                      <a:off x="0" y="0"/>
+                      <a:ext cx="5943600" cy="3009900"/>
                     </a:xfrm>
                     <a:prstGeom prst="rect">
                       <a:avLst/>
@@ -1163,7 +1666,7 @@
 </file>
 
 <file path=word/numbering.xml><?xml version="1.0" encoding="utf-8"?>
-<w:numbering xmlns:wpc="http://schemas.microsoft.com/office/word/2010/wordprocessingCanvas" xmlns:cx="http://schemas.microsoft.com/office/drawing/2014/chartex" xmlns:cx1="http://schemas.microsoft.com/office/drawing/2015/9/8/chartex" xmlns:cx2="http://schemas.microsoft.com/office/drawing/2015/10/21/chartex" xmlns:cx3="http://schemas.microsoft.com/office/drawing/2016/5/9/chartex" xmlns:cx4="http://schemas.microsoft.com/office/drawing/2016/5/10/chartex" xmlns:cx5="http://schemas.microsoft.com/office/drawing/2016/5/11/chartex" xmlns:cx6="http://schemas.microsoft.com/office/drawing/2016/5/12/chartex" xmlns:cx7="http://schemas.microsoft.com/office/drawing/2016/5/13/chartex" xmlns:cx8="http://schemas.microsoft.com/office/drawing/2016/5/14/chartex" xmlns:mc="http://schemas.openxmlformats.org/markup-compatibility/2006" xmlns:aink="http://schemas.microsoft.com/office/drawing/2016/ink" xmlns:am3d="http://schemas.microsoft.com/office/drawing/2017/model3d" xmlns:o="urn:schemas-microsoft-com:office:office" xmlns:oel="http://schemas.microsoft.com/office/2019/extlst" xmlns:r="http://schemas.openxmlformats.org/officeDocument/2006/relationships" xmlns:m="http://schemas.openxmlformats.org/officeDocument/2006/math" xmlns:v="urn:schemas-microsoft-com:vml" xmlns:wp14="http://schemas.microsoft.com/office/word/2010/wordprocessingDrawing" xmlns:wp="http://schemas.openxmlformats.org/drawingml/2006/wordprocessingDrawing" xmlns:w10="urn:schemas-microsoft-com:office:word" xmlns:w="http://schemas.openxmlformats.org/wordprocessingml/2006/main" xmlns:w14="http://schemas.microsoft.com/office/word/2010/wordml" xmlns:w15="http://schemas.microsoft.com/office/word/2012/wordml" xmlns:w16cex="http://schemas.microsoft.com/office/word/2018/wordml/cex" xmlns:w16cid="http://schemas.microsoft.com/office/word/2016/wordml/cid" xmlns:w16="http://schemas.microsoft.com/office/word/2018/wordml" xmlns:w16du="http://schemas.microsoft.com/office/word/2023/wordml/word16du" xmlns:w16sdtdh="http://schemas.microsoft.com/office/word/2020/wordml/sdtdatahash" xmlns:w16se="http://schemas.microsoft.com/office/word/2015/wordml/symex" xmlns:wpg="http://schemas.microsoft.com/office/word/2010/wordprocessingGroup" xmlns:wpi="http://schemas.microsoft.com/office/word/2010/wordprocessingInk" xmlns:wne="http://schemas.microsoft.com/office/word/2006/wordml" xmlns:wps="http://schemas.microsoft.com/office/word/2010/wordprocessingShape" mc:Ignorable="w14 w15 w16se w16cid w16 w16cex w16sdtdh w16du wp14">
+<w:numbering xmlns:wpc="http://schemas.microsoft.com/office/word/2010/wordprocessingCanvas" xmlns:cx="http://schemas.microsoft.com/office/drawing/2014/chartex" xmlns:cx1="http://schemas.microsoft.com/office/drawing/2015/9/8/chartex" xmlns:cx2="http://schemas.microsoft.com/office/drawing/2015/10/21/chartex" xmlns:cx3="http://schemas.microsoft.com/office/drawing/2016/5/9/chartex" xmlns:cx4="http://schemas.microsoft.com/office/drawing/2016/5/10/chartex" xmlns:cx5="http://schemas.microsoft.com/office/drawing/2016/5/11/chartex" xmlns:cx6="http://schemas.microsoft.com/office/drawing/2016/5/12/chartex" xmlns:cx7="http://schemas.microsoft.com/office/drawing/2016/5/13/chartex" xmlns:cx8="http://schemas.microsoft.com/office/drawing/2016/5/14/chartex" xmlns:mc="http://schemas.openxmlformats.org/markup-compatibility/2006" xmlns:aink="http://schemas.microsoft.com/office/drawing/2016/ink" xmlns:am3d="http://schemas.microsoft.com/office/drawing/2017/model3d" xmlns:o="urn:schemas-microsoft-com:office:office" xmlns:oel="http://schemas.microsoft.com/office/2019/extlst" xmlns:r="http://schemas.openxmlformats.org/officeDocument/2006/relationships" xmlns:m="http://schemas.openxmlformats.org/officeDocument/2006/math" xmlns:v="urn:schemas-microsoft-com:vml" xmlns:wp14="http://schemas.microsoft.com/office/word/2010/wordprocessingDrawing" xmlns:wp="http://schemas.openxmlformats.org/drawingml/2006/wordprocessingDrawing" xmlns:w10="urn:schemas-microsoft-com:office:word" xmlns:w="http://schemas.openxmlformats.org/wordprocessingml/2006/main" xmlns:w14="http://schemas.microsoft.com/office/word/2010/wordml" xmlns:w15="http://schemas.microsoft.com/office/word/2012/wordml" xmlns:w16cex="http://schemas.microsoft.com/office/word/2018/wordml/cex" xmlns:w16cid="http://schemas.microsoft.com/office/word/2016/wordml/cid" xmlns:w16="http://schemas.microsoft.com/office/word/2018/wordml" xmlns:w16du="http://schemas.microsoft.com/office/word/2023/wordml/word16du" xmlns:w16sdtdh="http://schemas.microsoft.com/office/word/2020/wordml/sdtdatahash" xmlns:w16sdtfl="http://schemas.microsoft.com/office/word/2024/wordml/sdtformatlock" xmlns:w16se="http://schemas.microsoft.com/office/word/2015/wordml/symex" xmlns:wpg="http://schemas.microsoft.com/office/word/2010/wordprocessingGroup" xmlns:wpi="http://schemas.microsoft.com/office/word/2010/wordprocessingInk" xmlns:wne="http://schemas.microsoft.com/office/word/2006/wordml" xmlns:wps="http://schemas.microsoft.com/office/word/2010/wordprocessingShape" mc:Ignorable="w14 w15 w16se w16cid w16 w16cex w16sdtdh w16sdtfl w16du wp14">
   <w:abstractNum w:abstractNumId="0" w15:restartNumberingAfterBreak="0">
     <w:nsid w:val="2D16BA9F"/>
     <w:multiLevelType w:val="hybridMultilevel"/>
@@ -1555,7 +2058,7 @@
 </file>
 
 <file path=word/styles.xml><?xml version="1.0" encoding="utf-8"?>
-<w:styles xmlns:mc="http://schemas.openxmlformats.org/markup-compatibility/2006" xmlns:r="http://schemas.openxmlformats.org/officeDocument/2006/relationships" xmlns:w="http://schemas.openxmlformats.org/wordprocessingml/2006/main" xmlns:w14="http://schemas.microsoft.com/office/word/2010/wordml" xmlns:w15="http://schemas.microsoft.com/office/word/2012/wordml" xmlns:w16cex="http://schemas.microsoft.com/office/word/2018/wordml/cex" xmlns:w16cid="http://schemas.microsoft.com/office/word/2016/wordml/cid" xmlns:w16="http://schemas.microsoft.com/office/word/2018/wordml" xmlns:w16du="http://schemas.microsoft.com/office/word/2023/wordml/word16du" xmlns:w16sdtdh="http://schemas.microsoft.com/office/word/2020/wordml/sdtdatahash" xmlns:w16se="http://schemas.microsoft.com/office/word/2015/wordml/symex" mc:Ignorable="w14 w15 w16se w16cid w16 w16cex w16sdtdh w16du">
+<w:styles xmlns:mc="http://schemas.openxmlformats.org/markup-compatibility/2006" xmlns:r="http://schemas.openxmlformats.org/officeDocument/2006/relationships" xmlns:w="http://schemas.openxmlformats.org/wordprocessingml/2006/main" xmlns:w14="http://schemas.microsoft.com/office/word/2010/wordml" xmlns:w15="http://schemas.microsoft.com/office/word/2012/wordml" xmlns:w16cex="http://schemas.microsoft.com/office/word/2018/wordml/cex" xmlns:w16cid="http://schemas.microsoft.com/office/word/2016/wordml/cid" xmlns:w16="http://schemas.microsoft.com/office/word/2018/wordml" xmlns:w16du="http://schemas.microsoft.com/office/word/2023/wordml/word16du" xmlns:w16sdtdh="http://schemas.microsoft.com/office/word/2020/wordml/sdtdatahash" xmlns:w16sdtfl="http://schemas.microsoft.com/office/word/2024/wordml/sdtformatlock" xmlns:w16se="http://schemas.microsoft.com/office/word/2015/wordml/symex" mc:Ignorable="w14 w15 w16se w16cid w16 w16cex w16sdtdh w16sdtfl w16du">
   <w:docDefaults>
     <w:rPrDefault>
       <w:rPr>
@@ -2522,6 +3025,63 @@
 </w:styles>
 </file>
 
+<file path=word/ink/ink1.xml><?xml version="1.0" encoding="utf-8"?>
+<inkml:ink xmlns:inkml="http://www.w3.org/2003/InkML">
+  <inkml:definitions>
+    <inkml:context xml:id="ctx0">
+      <inkml:inkSource xml:id="inkSrc0">
+        <inkml:traceFormat>
+          <inkml:channel name="X" type="integer" min="-2.14748E9" max="2.14748E9" units="cm"/>
+          <inkml:channel name="Y" type="integer" min="-2.14748E9" max="2.14748E9" units="cm"/>
+          <inkml:channel name="F" type="integer" max="32767" units="dev"/>
+        </inkml:traceFormat>
+        <inkml:channelProperties>
+          <inkml:channelProperty channel="X" name="resolution" value="1000" units="1/cm"/>
+          <inkml:channelProperty channel="Y" name="resolution" value="1000" units="1/cm"/>
+          <inkml:channelProperty channel="F" name="resolution" value="0" units="1/dev"/>
+        </inkml:channelProperties>
+      </inkml:inkSource>
+      <inkml:timestamp xml:id="ts0" timeString="2025-09-28T20:18:17.135"/>
+    </inkml:context>
+    <inkml:brush xml:id="br0">
+      <inkml:brushProperty name="width" value="0.05" units="cm"/>
+      <inkml:brushProperty name="height" value="0.05" units="cm"/>
+      <inkml:brushProperty name="color" value="#E71224"/>
+    </inkml:brush>
+  </inkml:definitions>
+  <inkml:trace contextRef="#ctx0" brushRef="#br0">1783 154 24575,'-6'0'0,"-15"2"0,6 0 0,-12 1 0,14-1 0,-31 6 0,26-5 0,-27 6 0,27-6 0,-12 2 0,6-2 0,-14 1 0,17-2 0,-4-1 0,7 0 0,-1 0 0,2-1 0,0 1 0,1 0 0,0 0 0,0 0 0,0 1 0,0 0 0,0 1 0,1 0 0,-1-1 0,0 1 0,-1 0 0,0 0 0,-1 1 0,0 0 0,-2 0 0,-1 0 0,-2 0 0,2 0 0,-2-1 0,0 0 0,-1-1 0,1 0 0,2 0 0,2-1 0,2-1 0,1 1 0,1-1 0,0 0 0,0 0 0,1 0 0,0 0 0,0 0 0,-6 0 0,-1 1 0,-6-1 0,1 1 0,-1-1 0,-2 0 0,-1 0 0,1 0 0,0 0 0,0-1 0,2 0 0,6 1 0,2 0 0,4 0 0,0 0 0,-1 0 0,0 0 0,0 0 0,-11 0 0,-2 0 0,-3 0 0,3 0 0,11 0 0,-2 0 0,0 0 0,-3 0 0,3 0 0,5 0 0,6 0 0,1 0 0,2 0 0,0 0 0,0 0 0,1 0 0,0 0 0,2 0 0,1 0 0,0 0 0,0 0 0,-1 0 0,-1 0 0,-1 0 0,-2 0 0,0 0 0,-1 0 0,0 0 0,0 0 0,2 0 0,0 0 0,1 0 0,0 0 0,1 0 0,0 0 0,1 0 0,1 0 0,4 2 0,0 0 0,2 2 0,-1-1 0,5 2 0,-4-1 0,4 3 0,-5-4 0,1 2 0,0-2 0,-1 1 0,0 0 0,0-1 0,0 0 0,1 1 0,1-1 0,-1 1 0,0-1 0,-1 1 0,0-1 0,-1-1 0,0-1 0,-1-1 0,1 1 0,1 1 0,0 0 0,1-1 0,1 2 0,2 0 0,2 2 0,0 0 0,-2-1 0,0-1 0,-1-1 0,1 1 0,-1 0 0,3 1 0,-5-3 0,2 2 0,-5-3 0,1 1 0,-1-1 0,1 1 0,0 1 0,1-1 0,0 1 0,-1 0 0,0-1 0,-1-1 0,0 2 0,1-1 0,0 1 0,-1 0 0,1-1 0,-1 1 0,0 0 0,1 1 0,0 0 0,1 2 0,0-2 0,1 1 0,0 1 0,-1-2 0,3 3 0,3 1 0,-1-1 0,3 2 0,-3-2 0,-1-1 0,0 0 0,-1-1 0,-1 0 0,-1-2 0,-2 0 0,-2-2 0,1 1 0,-3-5 0,1 3 0,-2-5 0,1 4 0,1 1 0,-11-12 0,7 7 0,-8-9 0,8 11 0,2 1 0,-2-1 0,0-1 0,0 0 0,-1 0 0,1 1 0,1 0 0,-1 1 0,1-1 0,0 1 0,-1-1 0,1 0 0,-1 1 0,1-1 0,0 1 0,0-1 0,0 1 0,1 1 0,0 0 0,-1 0 0,-1-2 0,0 0 0,-2 0 0,1 0 0,0 1 0,0 0 0,2 1 0,1 0 0,0 1 0,2 0 0,-1 0 0,-1-1 0,0-1 0,1 1 0,0 0 0,0 1 0,0-1 0,-1 1 0,1-1 0,-1 0 0,0-1 0,-1 0 0,-1-2 0,0 0 0,1 1 0,0 1 0,2 0 0,-1 1 0,1 0 0,0 0 0,0 0 0,0 1 0,0 0 0,0 0 0,1 0 0,-2 0 0,1 1 0,-1 0 0,1 0 0,0 0 0,1 0 0,-1 0 0,0 0 0,0 0 0,0 0 0,0 0 0,1 0 0,-1 0 0,0 0 0,1 0 0,2-3 0,-1 2 0,6-6 0,-1 2 0,4-3 0,7-5 0,-5 4 0,4-4 0,-7 8 0,0-1 0,0 0 0,0 1 0,0 1 0,1 0 0,-2 0 0,2 0 0,-3 2 0,-1-1 0,0 0 0,0 1 0,0-1 0,0 0 0,0 0 0,1 1 0,0-1 0,-1 1 0,0-1 0,0 1 0,0-2 0,1 1 0,-2 1 0,0-1 0,0 1 0,1 0 0,-1 0 0,1-1 0,1 1 0,-1-1 0,0 1 0,0-1 0,-1 1 0,-1 0 0,0 0 0,-1 1 0,2-2 0,0 1 0,2-2 0,0 0 0,-1 0 0,1 1 0,-1 0 0,-1 0 0,0 1 0,-1 0 0,1 0 0,0-1 0,2 1 0,0-1 0,0 1 0,0-1 0,-1 1 0,1 0 0,1-1 0,1 1 0,1 0 0,-1 0 0,-2 1 0,-1 0 0,-2 0 0,3 0 0,1-1 0,2 0 0,0-1 0,0 1 0,-1 0 0,-1 0 0,-1 0 0,-1 0 0,-2 0 0,1 1 0,0-1 0,1-1 0,0 0 0,1 0 0,0 0 0,1 0 0,1-1 0,-1 1 0,-1 0 0,-1 1 0,-1 0 0,-1 1 0,0 0 0,-1 0 0,0 1 0,-7 1 0,2 0 0,-9 2 0,2 1 0,-5 1 0,-8 3 0,4-2 0,-20 6 0,22-7 0,-16 3 0,22-6 0,-5 1 0,3-1 0,3 0 0,2-1 0,3-1 0,2 1 0,-2-1 0,1 1 0,-1 0 0,2-1 0,1 1 0,1-1 0,-1 0 0,1 0 0,-2 1 0,0-1 0,1 1 0,-1-1 0,0 0 0,-1 1 0,-1 0 0,0 0 0,-1 0 0,0 1 0,-1 0 0,1 0 0,1-1 0,2 0 0,1 0 0,0 0 0,0-1 0,0 1 0,0 0 0,-2 1 0,0 0 0,-1 2 0,1-1 0,1 0 0,1-2 0,1 0 0,-2 0 0,1 1 0,-2 0 0,0 0 0,0 1 0,0-2 0,1 1 0,0-1 0,1 1 0,0-1 0,0 0 0,0 0 0,0 0 0,0 1 0,0 0 0,-1-1 0,1 1 0,-1 0 0,1-1 0,0 1 0,0-1 0,1 0 0,-1 0 0,-1-1 0,0 1 0,0 1 0,-1 0 0,0 0 0,-1 2 0,0-1 0,0 0 0,0 0 0,0 0 0,1-1 0,0 1 0,0 0 0,1-2 0,0 1 0,1-1 0,1 0 0,0 0 0,0-1 0,-1 0 0,1 0 0,-1 0 0,1 0 0,0 0 0,0 0 0,-1 1 0,1-1 0,0 1 0,-1 0 0,1 1 0,-1 0 0,-1 1 0,1-1 0,0 1 0,1-3 0,1 1 0,-1 0 0,0 0 0,0 1 0,0-1 0,0 0 0,0 0 0,-1 0 0,1 1 0,-1-1 0,1 0 0,0-1 0,1 3 0,0 1 0,0 1 0,1-1 0,0-2 0,-1-2 0,0 2 0,1 0 0,0 1 0,0 0 0,0 1 0,0-1 0,0-1 0,0 0 0,0-1 0,0 0 0,-1 0 0,1 0 0,0 0 0,0 0 0,0 0 0,0 0 0,0 0 0,0 1 0,0-1 0,0 0 0,1 0 0,-2 0 0,1 0 0,1 0 0,-2 0 0,1 1 0,0-1 0,0 0 0,0 1 0,1 0 0,1 1 0,0 0 0,1 0 0,0 1 0,1 1 0,-1-2 0,-1 0 0,-2-1 0,1 0 0,1 1 0,0 1 0,0 1 0,0-2 0,-1 0 0,0 0 0,-1-2 0,1 2 0,0 0 0,1 1 0,1 1 0,0 1 0,1 2 0,0 1 0,-1-2 0,0-1 0,-1-1 0,0-1 0,0 0 0,-1-1 0,1 1 0,-1-1 0,0 0 0,7 9 0,-6-8 0,5 6 0,-8-10 0,1 0 0,0 2 0,0 0 0,1 1 0,-1 0 0,1 0 0,0 0 0,1 1 0,-1 0 0,1 1 0,0-1 0,0 1 0,0 0 0,0 0 0,0-1 0,0 1 0,0-1 0,0 0 0,-1-1 0,0 0 0,0-1 0,-1 0 0,-1-2 0,1 1 0,1 1 0,-1 0 0,1 0 0,0 1 0,1-1 0,-1 1 0,1 0 0,0 0 0,-1 0 0,0 0 0,0-1 0,-1 0 0,0 0 0,0-1 0,0 0 0,-1 0 0,2 1 0,-1-1 0,1 1 0,0 0 0,0 0 0,1 0 0,-1 0 0,0-1 0,0 1 0,-1-1 0,0 0 0,0 0 0,0 0 0,0 0 0,0 0 0,0 1 0,1 0 0,0-1 0,-1 0 0,-1 0 0,1 0 0,0 0 0,0 1 0,-1-1 0,1 0 0,0 0 0,0 0 0,0 0 0,0-1 0,0 1 0,0 0 0,0 0 0,0 0 0,1 0 0,-1-1 0,0 1 0,-2-4 0,2 2 0,-3-5 0,1 4 0,0-2 0,0 3 0,0-1 0,0 0 0,1 1 0,-1-2 0,-2-1 0,1 0 0,-2-3 0,0 1 0,1 1 0,-1-2 0,1 3 0,0-1 0,2 2 0,-1 1 0,1-1 0,-1 0 0,0 0 0,0 1 0,0-1 0,0 1 0,1 0 0,-2-1 0,1-1 0,-2-2 0,1 1 0,0 0 0,0 1 0,0 1 0,1 0 0,0 2 0,1-1 0,1 2 0,-1-1 0,0 0 0,0 0 0,-1-1 0,1 1 0,-1-1 0,0 0 0,0 0 0,-2 0 0,1-1 0,-1 0 0,1 1 0,1 0 0,-1 0 0,0-1 0,0 1 0,-1-1 0,0 0 0,0 1 0,1 0 0,0 0 0,1 1 0,0 0 0,1 1 0,0-1 0,-1 1 0,-1-1 0,1 0 0,0 1 0,1-1 0,-1-1 0,0 1 0,0 0 0,-1-1 0,-1-1 0,-2-1 0,0 0 0,1 2 0,2-1 0,2 2 0,-1 0 0,-1-1 0,1 0 0,0 0 0,0 1 0,0 0 0,0 0 0,1 0 0,0 0 0,0 0 0,-1 0 0,0 0 0,1 0 0,-1 0 0,1 0 0,0 0 0,1 0 0,-3-1 0,1-2 0,-1 0 0,1 1 0,0 1 0,2 2 0,-1-1 0,-1 0 0,1 0 0,-2-1 0,1 1 0,-1-2 0,-2-1 0,2 1 0,-2 0 0,4 3 0,-1-1 0,0 1 0,1-1 0,0 1 0,0-1 0,-1 0 0,1 1 0,-3-1 0,3 0 0,-3 0 0,4 1 0,-1-1 0,-1 1 0,1-1 0,0 0 0,-1 0 0,0 0 0,-1-2 0,0 2 0,1-1 0,-2 1 0,0 0 0,-1-1 0,1 0 0,0 0 0,1 0 0,1 1 0,0 0 0,2 1 0,-2-1 0,0 0 0,-1-1 0,0 1 0,1 0 0,-1 0 0,2 1 0,-2-2 0,1 2 0,1-1 0,0 0 0,0 1 0,0-1 0,-1 0 0,0 0 0,0 0 0,0-1 0,0 1 0,1-1 0,0 2 0,0-1 0,0 0 0,0 1 0,-1-1 0,1 0 0,0 1 0,0-2 0,1 1 0,0 0 0,1-1 0,0 2 0,0-1 0,3-1 0,-1 0 0,12-4 0,-9 3 0,6-2 0,-11 4 0,0 1 0,1 0 0,-1 0 0,2 0 0,-1 0 0,1 0 0,-1 0 0,-1-1 0,0 1 0,2-1 0,-1 1 0,1-1 0,-1 1 0,-1 0 0,2-1 0,-1 0 0,0 0 0,0 0 0,0 1 0,-1 0 0,1 0 0,-1-1 0,1 1 0,0-1 0,-1 0 0,3 1 0,-1 0 0,3 0 0,0 0 0,-1 0 0,-1-1 0,-1 1 0,1-1 0,-1 1 0,0-1 0,-1 1 0,1 0 0,-1-1 0,1 1 0,0-1 0,-1 1 0,-1 0 0,0 0 0,0-1 0,0 1 0,1-1 0,-2 1 0,0-3 0,-1 0 0,-1-2 0,-1 0 0,1 0 0,-7-10 0,6 9 0,-4-6 0</inkml:trace>
+</inkml:ink>
+</file>
+
+<file path=word/ink/ink2.xml><?xml version="1.0" encoding="utf-8"?>
+<inkml:ink xmlns:inkml="http://www.w3.org/2003/InkML">
+  <inkml:definitions>
+    <inkml:context xml:id="ctx0">
+      <inkml:inkSource xml:id="inkSrc0">
+        <inkml:traceFormat>
+          <inkml:channel name="X" type="integer" min="-2.14748E9" max="2.14748E9" units="cm"/>
+          <inkml:channel name="Y" type="integer" min="-2.14748E9" max="2.14748E9" units="cm"/>
+          <inkml:channel name="F" type="integer" max="32767" units="dev"/>
+        </inkml:traceFormat>
+        <inkml:channelProperties>
+          <inkml:channelProperty channel="X" name="resolution" value="1000" units="1/cm"/>
+          <inkml:channelProperty channel="Y" name="resolution" value="1000" units="1/cm"/>
+          <inkml:channelProperty channel="F" name="resolution" value="0" units="1/dev"/>
+        </inkml:channelProperties>
+      </inkml:inkSource>
+      <inkml:timestamp xml:id="ts0" timeString="2025-09-28T20:31:04.893"/>
+    </inkml:context>
+    <inkml:brush xml:id="br0">
+      <inkml:brushProperty name="width" value="0.05" units="cm"/>
+      <inkml:brushProperty name="height" value="0.05" units="cm"/>
+      <inkml:brushProperty name="color" value="#E71224"/>
+    </inkml:brush>
+  </inkml:definitions>
+  <inkml:trace contextRef="#ctx0" brushRef="#br0">1268 1393 24575,'-6'-10'0,"-1"1"0,-5-6 0,-1-3 0,-11-10 0,-1-3 0,0 1 0,2 2 0,4 4 0,4 5 0,-1-1 0,1 3 0,2 1 0,-4-4 0,1 0 0,-4-4 0,0 1 0,2 0 0,0 3 0,0 0 0,1 0 0,0 1 0,0-1 0,2 2 0,0 0 0,1 2 0,2 0 0,-1 0 0,0 0 0,-1 0 0,2 2 0,2 2 0,1 3 0,1 0 0,-3-3 0,-1-1 0,-3-3 0,3 3 0,0 0 0,1 2 0,0-1 0,1 2 0,0-1 0,2 2 0,0 0 0,0 0 0,1 0 0,-1 0 0,0 0 0,1-1 0,-1 0 0,1-1 0,-1 0 0,0 0 0,0 1 0,0-1 0,-1 1 0,1-1 0,0 0 0,-1 0 0,1 1 0,0-1 0,1 4 0,1-1 0,0 1 0,1-1 0,0 2 0,0-1 0,1 2 0,0 0 0,-2-3 0,-1 0 0,-2-2 0,1 1 0,1 1 0,1 1 0,3 1 0,-2 1 0,1-2 0,-2 0 0,1-1 0,-2 0 0,1 1 0,-1-1 0,0-1 0,0 1 0,-1-2 0,0 1 0,1 1 0,0 0 0,1 2 0,0-1 0,1 2 0,0 1 0,3 1 0,-1-1 0,0 1 0,0 0 0,-1 0 0,0-1 0,0 0 0,-1 0 0,0-1 0,-5-3 0,5 3 0,-5-3 0,6 3 0,1 2 0,0-1 0,1 1 0,-1-1 0,0 0 0,-1-1 0,1 1 0,-1 0 0,1 0 0,0-1 0,0 0 0,0-1 0,0 1 0,0 1 0,1 1 0,-1 0 0,1-1 0,0 1 0,1 0 0,0 1 0,-1-1 0,1 2 0,-1-2 0,1 1 0,-1-1 0,1-1 0,-1 0 0,0 1 0,0 0 0,0 0 0,-1 0 0,1 0 0,-1-2 0,1 1 0,-1-1 0,0 1 0,1 0 0,-1-1 0,0 2 0,1-1 0,0 2 0,0-1 0,1 1 0,-1 0 0,1 0 0,0 0 0,0 2 0,1-1 0,-1 0 0,0 0 0,-2 3 0,0 1 0,-1 4 0,-1 0 0,0 1 0,-2 3 0,2-2 0,-2 2 0,1-1 0,-1 1 0,0 0 0,1-1 0,3-3 0,0-1 0,1-1 0,0-1 0,1 1 0,0-2 0,1 1 0,-1-1 0,0 0 0,1 0 0,0-1 0,0 0 0,0 0 0,0-1 0,-1 1 0,1-1 0,0 0 0,-1 1 0,1 0 0,-1 1 0,1 0 0,-1 1 0,1 0 0,-1 0 0,0 0 0,1-1 0,0-1 0,-1 0 0,1-1 0,-1 1 0,1-1 0,-1 1 0,1 0 0,-1 0 0,1 1 0,0 1 0,0 0 0,0-1 0,0 1 0,-1 0 0,1-1 0,-1 0 0,1 0 0,-1-1 0,1 0 0,0-1 0,-1 0 0,0 1 0,0 1 0,-1 0 0,0 0 0,-3 7 0,3-4 0,-3 4 0,4-8 0,0 1 0,0-1 0,1-1 0,0 0 0,-1 1 0,1-1 0,-1 2 0,0 0 0,1 2 0,-1-3 0,1 2 0,0-2 0,-1 0 0,0 0 0,1-1 0,0 1 0,0 0 0,0 0 0,0 0 0,-1 0 0,1-1 0,0 0 0</inkml:trace>
+  <inkml:trace contextRef="#ctx0" brushRef="#br0" timeOffset="2087">83 22 24575,'9'3'0,"-1"-1"0,2 2 0,-3-1 0,1 0 0,-3-1 0,0 0 0,-1 0 0,0-1 0,1 1 0,0 0 0,0 1 0,0-1 0,2-1 0,-2 0 0,1 1 0,-3-2 0,0 1 0,-1-1 0,0 1 0,-2-1 0,2 2 0,0-1 0,2 1 0,-2 0 0,1-1 0,-1 0 0,-1 0 0,1 0 0,0 0 0,1 0 0,0 0 0,0 0 0,1 0 0,0 0 0,1 1 0,0-1 0,3 2 0,-2-1 0,1-1 0,-3 0 0,1 1 0,1 0 0,2 0 0,-1 1 0,-1-1 0,0 0 0,0-1 0,-2 0 0,1 0 0,-2 0 0,1-1 0,-1 1 0,-1 0 0,0-1 0,-1 0 0,0 0 0,1 0 0,0 1 0,0-1 0,1 0 0,-1 0 0,1 0 0,0 1 0,1 0 0,-1 0 0,0 0 0,1-1 0,-1 1 0,1 0 0,-1 0 0,0 0 0,0-1 0,0 1 0,1 0 0,0 0 0,1 0 0,-1 1 0,1 0 0,0-1 0,0 1 0,0 0 0,0-1 0,1 1 0,-1-1 0,2 1 0,-2 0 0,-1 0 0,0-1 0,0 0 0,0 0 0,1 0 0,1 0 0,-1 0 0,0 0 0,0-1 0,-1 1 0,0 0 0,0 0 0,0 0 0,-1 0 0,1 0 0,-1 0 0,0 0 0,0 0 0,1 0 0,-1 0 0,0 0 0,0 0 0,0 0 0,-1-1 0,0 1 0,0-1 0,0 1 0,0-1 0,0 1 0,1 0 0,-1-1 0,1 0 0,-1 1 0,-1-1 0,0 0 0,1 0 0,1 1 0,1 0 0,0 0 0,0 0 0,1 0 0,0 0 0,0 0 0,0 0 0,-1 0 0,0 0 0,1 0 0,-2 0 0,1 0 0,-1 0 0,-1-1 0,-1 1 0,-1-1 0</inkml:trace>
+</inkml:ink>
+</file>
+
 <file path=word/theme/theme1.xml><?xml version="1.0" encoding="utf-8"?>
 <a:theme xmlns:a="http://schemas.openxmlformats.org/drawingml/2006/main" name="Office Theme">
   <a:themeElements>
